--- a/OPP-KB-242-Stanislav-Yas-1lab.docx
+++ b/OPP-KB-242-Stanislav-Yas-1lab.docx
@@ -14,6 +14,7 @@
           <w:b w:val="false"/>
           <w:bCs w:val="false"/>
           <w:i w:val="false"/>
+          <w:i w:val="false"/>
           <w:caps w:val="false"/>
           <w:smallCaps w:val="false"/>
           <w:color w:val="000000"/>
@@ -101,11 +102,9 @@
       </w:pPr>
       <w:r>
         <w:rPr>
-          <w:rFonts w:ascii="Times New Roman" w:hAnsi="Times New Roman"/>
           <w:b/>
           <w:bCs/>
-          <w:sz w:val="28"/>
-          <w:szCs w:val="28"/>
+          <w:lang w:val="ru-RU"/>
         </w:rPr>
       </w:r>
     </w:p>
@@ -293,7 +292,6 @@
     <w:p>
       <w:pPr>
         <w:pStyle w:val="Normal"/>
-        <w:pBdr/>
         <w:shd w:fill="191A1C"/>
         <w:bidi w:val="0"/>
         <w:jc w:val="start"/>
@@ -308,7 +306,7 @@
       </w:pPr>
       <w:r>
         <w:rPr>
-          <w:rStyle w:val="Style12"/>
+          <w:rStyle w:val="user"/>
           <w:rFonts w:ascii="Consolas" w:hAnsi="Consolas"/>
           <w:b w:val="false"/>
           <w:bCs w:val="false"/>
@@ -620,15 +618,7 @@
           <w:b w:val="false"/>
           <w:bCs w:val="false"/>
         </w:rPr>
-        <w:t xml:space="preserve">Умова </w:t>
-      </w:r>
-      <w:r>
-        <w:rPr>
-          <w:rFonts w:ascii="Times New Roman" w:hAnsi="Times New Roman"/>
-          <w:b w:val="false"/>
-          <w:bCs w:val="false"/>
-        </w:rPr>
-        <w:t>п</w:t>
+        <w:t>Умова п</w:t>
       </w:r>
       <w:r>
         <w:rPr>
@@ -666,7 +656,6 @@
     <w:p>
       <w:pPr>
         <w:pStyle w:val="Normal"/>
-        <w:pBdr/>
         <w:shd w:fill="191A1C"/>
         <w:bidi w:val="0"/>
         <w:jc w:val="start"/>
@@ -681,7 +670,7 @@
       </w:pPr>
       <w:r>
         <w:rPr>
-          <w:rStyle w:val="Style12"/>
+          <w:rStyle w:val="user"/>
           <w:rFonts w:ascii="Consolas" w:hAnsi="Consolas"/>
           <w:b w:val="false"/>
           <w:bCs w:val="false"/>
@@ -1228,7 +1217,6 @@
     <w:p>
       <w:pPr>
         <w:pStyle w:val="Normal"/>
-        <w:pBdr/>
         <w:shd w:fill="191A1C"/>
         <w:bidi w:val="0"/>
         <w:jc w:val="start"/>
@@ -1243,7 +1231,7 @@
       </w:pPr>
       <w:r>
         <w:rPr>
-          <w:rStyle w:val="Style12"/>
+          <w:rStyle w:val="user"/>
           <w:rFonts w:ascii="Consolas" w:hAnsi="Consolas"/>
           <w:b w:val="false"/>
           <w:bCs w:val="false"/>
@@ -1682,25 +1670,14 @@
       </w:r>
       <w:r>
         <w:rPr>
-          <w:rStyle w:val="Style12"/>
+          <w:rStyle w:val="user"/>
           <w:rFonts w:ascii="Times New Roman" w:hAnsi="Times New Roman"/>
           <w:b w:val="false"/>
           <w:bCs w:val="false"/>
           <w:sz w:val="28"/>
           <w:lang w:val="uk-UA"/>
         </w:rPr>
-        <w:t xml:space="preserve">Рисунок </w:t>
-      </w:r>
-      <w:r>
-        <w:rPr>
-          <w:rStyle w:val="Style12"/>
-          <w:rFonts w:ascii="Times New Roman" w:hAnsi="Times New Roman"/>
-          <w:b w:val="false"/>
-          <w:bCs w:val="false"/>
-          <w:sz w:val="28"/>
-          <w:lang w:val="uk-UA"/>
-        </w:rPr>
-        <w:t>3</w:t>
+        <w:t>Рисунок 3</w:t>
       </w:r>
     </w:p>
     <w:p>
@@ -1748,15 +1725,7 @@
           <w:b w:val="false"/>
           <w:bCs w:val="false"/>
         </w:rPr>
-        <w:t xml:space="preserve">Умова </w:t>
-      </w:r>
-      <w:r>
-        <w:rPr>
-          <w:rFonts w:ascii="Times New Roman" w:hAnsi="Times New Roman"/>
-          <w:b w:val="false"/>
-          <w:bCs w:val="false"/>
-        </w:rPr>
-        <w:t>в</w:t>
+        <w:t>Умова в</w:t>
       </w:r>
       <w:r>
         <w:rPr>
@@ -1794,7 +1763,6 @@
     <w:p>
       <w:pPr>
         <w:pStyle w:val="Normal"/>
-        <w:pBdr/>
         <w:shd w:fill="191A1C"/>
         <w:bidi w:val="0"/>
         <w:jc w:val="start"/>
@@ -1809,7 +1777,7 @@
       </w:pPr>
       <w:r>
         <w:rPr>
-          <w:rStyle w:val="Style12"/>
+          <w:rStyle w:val="user"/>
           <w:rFonts w:ascii="Consolas" w:hAnsi="Consolas"/>
           <w:b w:val="false"/>
           <w:bCs w:val="false"/>
@@ -2349,7 +2317,7 @@
       </w:r>
       <w:r>
         <w:rPr>
-          <w:rStyle w:val="Style12"/>
+          <w:rStyle w:val="user"/>
           <w:rFonts w:ascii="Times New Roman" w:hAnsi="Times New Roman"/>
           <w:b w:val="false"/>
           <w:bCs w:val="false"/>
@@ -2361,7 +2329,7 @@
       </w:r>
       <w:r>
         <w:rPr>
-          <w:rStyle w:val="Style12"/>
+          <w:rStyle w:val="user"/>
           <w:rFonts w:ascii="Times New Roman" w:hAnsi="Times New Roman"/>
           <w:b w:val="false"/>
           <w:bCs w:val="false"/>
@@ -2464,7 +2432,6 @@
     <w:p>
       <w:pPr>
         <w:pStyle w:val="Normal"/>
-        <w:pBdr/>
         <w:shd w:fill="191A1C"/>
         <w:bidi w:val="0"/>
         <w:jc w:val="start"/>
@@ -2479,7 +2446,7 @@
       </w:pPr>
       <w:r>
         <w:rPr>
-          <w:rStyle w:val="Style12"/>
+          <w:rStyle w:val="user"/>
           <w:rFonts w:ascii="Consolas" w:hAnsi="Consolas"/>
           <w:b w:val="false"/>
           <w:bCs w:val="false"/>
@@ -2932,25 +2899,14 @@
       </w:r>
       <w:r>
         <w:rPr>
-          <w:rStyle w:val="Style12"/>
+          <w:rStyle w:val="user"/>
           <w:rFonts w:ascii="Times New Roman" w:hAnsi="Times New Roman"/>
           <w:b w:val="false"/>
           <w:bCs w:val="false"/>
           <w:sz w:val="28"/>
           <w:lang w:val="uk-UA"/>
         </w:rPr>
-        <w:t xml:space="preserve">Рисунок </w:t>
-      </w:r>
-      <w:r>
-        <w:rPr>
-          <w:rStyle w:val="Style12"/>
-          <w:rFonts w:ascii="Times New Roman" w:hAnsi="Times New Roman"/>
-          <w:b w:val="false"/>
-          <w:bCs w:val="false"/>
-          <w:sz w:val="28"/>
-          <w:lang w:val="uk-UA"/>
-        </w:rPr>
-        <w:t>5</w:t>
+        <w:t>Рисунок 5</w:t>
       </w:r>
     </w:p>
     <w:p>
@@ -2998,15 +2954,7 @@
           <w:b w:val="false"/>
           <w:bCs w:val="false"/>
         </w:rPr>
-        <w:t xml:space="preserve">Умова </w:t>
-      </w:r>
-      <w:r>
-        <w:rPr>
-          <w:rFonts w:ascii="Times New Roman" w:hAnsi="Times New Roman"/>
-          <w:b w:val="false"/>
-          <w:bCs w:val="false"/>
-        </w:rPr>
-        <w:t>р</w:t>
+        <w:t>Умова р</w:t>
       </w:r>
       <w:r>
         <w:rPr>
@@ -3044,7 +2992,6 @@
     <w:p>
       <w:pPr>
         <w:pStyle w:val="Normal"/>
-        <w:pBdr/>
         <w:shd w:fill="191A1C"/>
         <w:bidi w:val="0"/>
         <w:jc w:val="start"/>
@@ -3059,7 +3006,7 @@
       </w:pPr>
       <w:r>
         <w:rPr>
-          <w:rStyle w:val="Style12"/>
+          <w:rStyle w:val="user"/>
           <w:rFonts w:ascii="Consolas" w:hAnsi="Consolas"/>
           <w:b w:val="false"/>
           <w:bCs w:val="false"/>
@@ -3593,25 +3540,14 @@
       </w:r>
       <w:r>
         <w:rPr>
-          <w:rStyle w:val="Style12"/>
+          <w:rStyle w:val="user"/>
           <w:rFonts w:ascii="Times New Roman" w:hAnsi="Times New Roman"/>
           <w:b w:val="false"/>
           <w:bCs w:val="false"/>
           <w:sz w:val="28"/>
           <w:lang w:val="uk-UA"/>
         </w:rPr>
-        <w:t xml:space="preserve">Рисунок </w:t>
-      </w:r>
-      <w:r>
-        <w:rPr>
-          <w:rStyle w:val="Style12"/>
-          <w:rFonts w:ascii="Times New Roman" w:hAnsi="Times New Roman"/>
-          <w:b w:val="false"/>
-          <w:bCs w:val="false"/>
-          <w:sz w:val="28"/>
-          <w:lang w:val="uk-UA"/>
-        </w:rPr>
-        <w:t>6</w:t>
+        <w:t>Рисунок 6</w:t>
       </w:r>
     </w:p>
     <w:p>
@@ -3659,15 +3595,7 @@
           <w:b w:val="false"/>
           <w:bCs w:val="false"/>
         </w:rPr>
-        <w:t xml:space="preserve">Умова </w:t>
-      </w:r>
-      <w:r>
-        <w:rPr>
-          <w:rFonts w:ascii="Times New Roman" w:hAnsi="Times New Roman"/>
-          <w:b w:val="false"/>
-          <w:bCs w:val="false"/>
-        </w:rPr>
-        <w:t>з</w:t>
+        <w:t>Умова з</w:t>
       </w:r>
       <w:r>
         <w:rPr>
@@ -3705,7 +3633,6 @@
     <w:p>
       <w:pPr>
         <w:pStyle w:val="Normal"/>
-        <w:pBdr/>
         <w:shd w:fill="191A1C"/>
         <w:bidi w:val="0"/>
         <w:jc w:val="start"/>
@@ -3720,7 +3647,7 @@
       </w:pPr>
       <w:r>
         <w:rPr>
-          <w:rStyle w:val="Style12"/>
+          <w:rStyle w:val="user"/>
           <w:rFonts w:ascii="Consolas" w:hAnsi="Consolas"/>
           <w:b w:val="false"/>
           <w:bCs w:val="false"/>
@@ -4091,25 +4018,14 @@
       </w:r>
       <w:r>
         <w:rPr>
-          <w:rStyle w:val="Style12"/>
+          <w:rStyle w:val="user"/>
           <w:rFonts w:ascii="Times New Roman" w:hAnsi="Times New Roman"/>
           <w:b w:val="false"/>
           <w:bCs w:val="false"/>
           <w:sz w:val="28"/>
           <w:lang w:val="uk-UA"/>
         </w:rPr>
-        <w:t xml:space="preserve">Рисунок </w:t>
-      </w:r>
-      <w:r>
-        <w:rPr>
-          <w:rStyle w:val="Style12"/>
-          <w:rFonts w:ascii="Times New Roman" w:hAnsi="Times New Roman"/>
-          <w:b w:val="false"/>
-          <w:bCs w:val="false"/>
-          <w:sz w:val="28"/>
-          <w:lang w:val="uk-UA"/>
-        </w:rPr>
-        <w:t>7</w:t>
+        <w:t>Рисунок 7</w:t>
       </w:r>
     </w:p>
     <w:p>
@@ -4157,15 +4073,7 @@
           <w:b w:val="false"/>
           <w:bCs w:val="false"/>
         </w:rPr>
-        <w:t xml:space="preserve">Умова </w:t>
-      </w:r>
-      <w:r>
-        <w:rPr>
-          <w:rFonts w:ascii="Times New Roman" w:hAnsi="Times New Roman"/>
-          <w:b w:val="false"/>
-          <w:bCs w:val="false"/>
-        </w:rPr>
-        <w:t>з</w:t>
+        <w:t>Умова з</w:t>
       </w:r>
       <w:r>
         <w:rPr>
@@ -4203,7 +4111,6 @@
     <w:p>
       <w:pPr>
         <w:pStyle w:val="Normal"/>
-        <w:pBdr/>
         <w:shd w:fill="191A1C"/>
         <w:bidi w:val="0"/>
         <w:jc w:val="start"/>
@@ -4218,7 +4125,7 @@
       </w:pPr>
       <w:r>
         <w:rPr>
-          <w:rStyle w:val="Style12"/>
+          <w:rStyle w:val="user"/>
           <w:rFonts w:ascii="Consolas" w:hAnsi="Consolas"/>
           <w:b w:val="false"/>
           <w:bCs w:val="false"/>
@@ -4565,25 +4472,14 @@
       </w:r>
       <w:r>
         <w:rPr>
-          <w:rStyle w:val="Style12"/>
+          <w:rStyle w:val="user"/>
           <w:rFonts w:ascii="Times New Roman" w:hAnsi="Times New Roman"/>
           <w:b w:val="false"/>
           <w:bCs w:val="false"/>
           <w:sz w:val="28"/>
           <w:lang w:val="uk-UA"/>
         </w:rPr>
-        <w:t xml:space="preserve">Рисунок </w:t>
-      </w:r>
-      <w:r>
-        <w:rPr>
-          <w:rStyle w:val="Style12"/>
-          <w:rFonts w:ascii="Times New Roman" w:hAnsi="Times New Roman"/>
-          <w:b w:val="false"/>
-          <w:bCs w:val="false"/>
-          <w:sz w:val="28"/>
-          <w:lang w:val="uk-UA"/>
-        </w:rPr>
-        <w:t>8</w:t>
+        <w:t>Рисунок 8</w:t>
       </w:r>
     </w:p>
     <w:p>
@@ -4631,15 +4527,7 @@
           <w:b w:val="false"/>
           <w:bCs w:val="false"/>
         </w:rPr>
-        <w:t xml:space="preserve">Умова </w:t>
-      </w:r>
-      <w:r>
-        <w:rPr>
-          <w:rFonts w:ascii="Times New Roman" w:hAnsi="Times New Roman"/>
-          <w:b w:val="false"/>
-          <w:bCs w:val="false"/>
-        </w:rPr>
-        <w:t>р</w:t>
+        <w:t>Умова р</w:t>
       </w:r>
       <w:r>
         <w:rPr>
@@ -4667,7 +4555,7 @@
       </w:pPr>
       <w:r>
         <w:rPr>
-          <w:rStyle w:val="Style12"/>
+          <w:rStyle w:val="user"/>
           <w:rFonts w:ascii="Times New Roman" w:hAnsi="Times New Roman"/>
           <w:b w:val="false"/>
           <w:bCs w:val="false"/>
@@ -4678,7 +4566,6 @@
     <w:p>
       <w:pPr>
         <w:pStyle w:val="Normal"/>
-        <w:pBdr/>
         <w:shd w:fill="191A1C"/>
         <w:bidi w:val="0"/>
         <w:jc w:val="start"/>
@@ -4693,7 +4580,7 @@
       </w:pPr>
       <w:r>
         <w:rPr>
-          <w:rStyle w:val="Style12"/>
+          <w:rStyle w:val="user"/>
           <w:rFonts w:ascii="Consolas" w:hAnsi="Consolas"/>
           <w:b w:val="false"/>
           <w:bCs w:val="false"/>
@@ -5374,25 +5261,14 @@
       </w:r>
       <w:r>
         <w:rPr>
-          <w:rStyle w:val="Style12"/>
+          <w:rStyle w:val="user"/>
           <w:rFonts w:ascii="Times New Roman" w:hAnsi="Times New Roman"/>
           <w:b w:val="false"/>
           <w:bCs w:val="false"/>
           <w:sz w:val="28"/>
           <w:lang w:val="uk-UA"/>
         </w:rPr>
-        <w:t xml:space="preserve">Рисунок </w:t>
-      </w:r>
-      <w:r>
-        <w:rPr>
-          <w:rStyle w:val="Style12"/>
-          <w:rFonts w:ascii="Times New Roman" w:hAnsi="Times New Roman"/>
-          <w:b w:val="false"/>
-          <w:bCs w:val="false"/>
-          <w:sz w:val="28"/>
-          <w:lang w:val="uk-UA"/>
-        </w:rPr>
-        <w:t>9</w:t>
+        <w:t>Рисунок 9</w:t>
       </w:r>
     </w:p>
     <w:p>
@@ -5440,15 +5316,7 @@
           <w:b w:val="false"/>
           <w:bCs w:val="false"/>
         </w:rPr>
-        <w:t xml:space="preserve">Умова </w:t>
-      </w:r>
-      <w:r>
-        <w:rPr>
-          <w:rFonts w:ascii="Times New Roman" w:hAnsi="Times New Roman"/>
-          <w:b w:val="false"/>
-          <w:bCs w:val="false"/>
-        </w:rPr>
-        <w:t>р</w:t>
+        <w:t>Умова р</w:t>
       </w:r>
       <w:r>
         <w:rPr>
@@ -5486,7 +5354,6 @@
     <w:p>
       <w:pPr>
         <w:pStyle w:val="Normal"/>
-        <w:pBdr/>
         <w:shd w:fill="191A1C"/>
         <w:bidi w:val="0"/>
         <w:jc w:val="start"/>
@@ -5501,7 +5368,7 @@
       </w:pPr>
       <w:r>
         <w:rPr>
-          <w:rStyle w:val="Style12"/>
+          <w:rStyle w:val="user"/>
           <w:rFonts w:ascii="Consolas" w:hAnsi="Consolas"/>
           <w:b w:val="false"/>
           <w:bCs w:val="false"/>
@@ -6055,25 +5922,14 @@
       </w:r>
       <w:r>
         <w:rPr>
-          <w:rStyle w:val="Style12"/>
+          <w:rStyle w:val="user"/>
           <w:rFonts w:ascii="Times New Roman" w:hAnsi="Times New Roman"/>
           <w:b w:val="false"/>
           <w:bCs w:val="false"/>
           <w:sz w:val="28"/>
           <w:lang w:val="uk-UA"/>
         </w:rPr>
-        <w:t xml:space="preserve">Рисунок </w:t>
-      </w:r>
-      <w:r>
-        <w:rPr>
-          <w:rStyle w:val="Style12"/>
-          <w:rFonts w:ascii="Times New Roman" w:hAnsi="Times New Roman"/>
-          <w:b w:val="false"/>
-          <w:bCs w:val="false"/>
-          <w:sz w:val="28"/>
-          <w:lang w:val="uk-UA"/>
-        </w:rPr>
-        <w:t>10</w:t>
+        <w:t>Рисунок 10</w:t>
       </w:r>
     </w:p>
     <w:p>
@@ -6121,15 +5977,7 @@
           <w:b w:val="false"/>
           <w:bCs w:val="false"/>
         </w:rPr>
-        <w:t xml:space="preserve">Умова </w:t>
-      </w:r>
-      <w:r>
-        <w:rPr>
-          <w:rFonts w:ascii="Times New Roman" w:hAnsi="Times New Roman"/>
-          <w:b w:val="false"/>
-          <w:bCs w:val="false"/>
-        </w:rPr>
-        <w:t>м</w:t>
+        <w:t>Умова м</w:t>
       </w:r>
       <w:r>
         <w:rPr>
@@ -6167,7 +6015,6 @@
     <w:p>
       <w:pPr>
         <w:pStyle w:val="Normal"/>
-        <w:pBdr/>
         <w:shd w:fill="191A1C"/>
         <w:bidi w:val="0"/>
         <w:jc w:val="start"/>
@@ -6182,7 +6029,7 @@
       </w:pPr>
       <w:r>
         <w:rPr>
-          <w:rStyle w:val="Style12"/>
+          <w:rStyle w:val="user"/>
           <w:rFonts w:ascii="Consolas" w:hAnsi="Consolas"/>
           <w:b w:val="false"/>
           <w:bCs w:val="false"/>
@@ -6761,7 +6608,7 @@
         <w:ind w:firstLine="737" w:start="0" w:end="0"/>
         <w:jc w:val="both"/>
         <w:rPr>
-          <w:rStyle w:val="Style12"/>
+          <w:rStyle w:val="user"/>
           <w:rFonts w:ascii="Times New Roman" w:hAnsi="Times New Roman"/>
           <w:b w:val="false"/>
           <w:bCs w:val="false"/>
@@ -6770,10 +6617,8 @@
       <w:r>
         <w:rPr>
           <w:rFonts w:ascii="Times New Roman" w:hAnsi="Times New Roman"/>
-          <w:b/>
-          <w:bCs/>
-          <w:sz w:val="28"/>
-          <w:szCs w:val="28"/>
+          <w:b w:val="false"/>
+          <w:bCs w:val="false"/>
         </w:rPr>
       </w:r>
     </w:p>
@@ -6869,36 +6714,14 @@
       </w:r>
       <w:r>
         <w:rPr>
-          <w:rStyle w:val="Style12"/>
+          <w:rStyle w:val="user"/>
           <w:rFonts w:ascii="Times New Roman" w:hAnsi="Times New Roman"/>
           <w:b w:val="false"/>
           <w:bCs w:val="false"/>
           <w:sz w:val="28"/>
           <w:lang w:val="uk-UA"/>
         </w:rPr>
-        <w:t xml:space="preserve">Рисунок </w:t>
-      </w:r>
-      <w:r>
-        <w:rPr>
-          <w:rStyle w:val="Style12"/>
-          <w:rFonts w:ascii="Times New Roman" w:hAnsi="Times New Roman"/>
-          <w:b w:val="false"/>
-          <w:bCs w:val="false"/>
-          <w:sz w:val="28"/>
-          <w:lang w:val="uk-UA"/>
-        </w:rPr>
-        <w:t>1</w:t>
-      </w:r>
-      <w:r>
-        <w:rPr>
-          <w:rStyle w:val="Style12"/>
-          <w:rFonts w:ascii="Times New Roman" w:hAnsi="Times New Roman"/>
-          <w:b w:val="false"/>
-          <w:bCs w:val="false"/>
-          <w:sz w:val="28"/>
-          <w:lang w:val="uk-UA"/>
-        </w:rPr>
-        <w:t>1</w:t>
+        <w:t>Рисунок 11</w:t>
       </w:r>
     </w:p>
     <w:p>
@@ -6946,15 +6769,7 @@
           <w:b w:val="false"/>
           <w:bCs w:val="false"/>
         </w:rPr>
-        <w:t xml:space="preserve">Умова </w:t>
-      </w:r>
-      <w:r>
-        <w:rPr>
-          <w:rFonts w:ascii="Times New Roman" w:hAnsi="Times New Roman"/>
-          <w:b w:val="false"/>
-          <w:bCs w:val="false"/>
-        </w:rPr>
-        <w:t>м</w:t>
+        <w:t>Умова м</w:t>
       </w:r>
       <w:r>
         <w:rPr>
@@ -6992,7 +6807,6 @@
     <w:p>
       <w:pPr>
         <w:pStyle w:val="Normal"/>
-        <w:pBdr/>
         <w:shd w:fill="191A1C"/>
         <w:bidi w:val="0"/>
         <w:jc w:val="start"/>
@@ -7007,7 +6821,7 @@
       </w:pPr>
       <w:r>
         <w:rPr>
-          <w:rStyle w:val="Style12"/>
+          <w:rStyle w:val="user"/>
           <w:rFonts w:ascii="Consolas" w:hAnsi="Consolas"/>
           <w:b w:val="false"/>
           <w:bCs w:val="false"/>
@@ -7797,36 +7611,14 @@
       </w:r>
       <w:r>
         <w:rPr>
-          <w:rStyle w:val="Style12"/>
+          <w:rStyle w:val="user"/>
           <w:rFonts w:ascii="Times New Roman" w:hAnsi="Times New Roman"/>
           <w:b w:val="false"/>
           <w:bCs w:val="false"/>
           <w:sz w:val="28"/>
           <w:lang w:val="uk-UA"/>
         </w:rPr>
-        <w:t xml:space="preserve">Рисунок </w:t>
-      </w:r>
-      <w:r>
-        <w:rPr>
-          <w:rStyle w:val="Style12"/>
-          <w:rFonts w:ascii="Times New Roman" w:hAnsi="Times New Roman"/>
-          <w:b w:val="false"/>
-          <w:bCs w:val="false"/>
-          <w:sz w:val="28"/>
-          <w:lang w:val="uk-UA"/>
-        </w:rPr>
-        <w:t>1</w:t>
-      </w:r>
-      <w:r>
-        <w:rPr>
-          <w:rStyle w:val="Style12"/>
-          <w:rFonts w:ascii="Times New Roman" w:hAnsi="Times New Roman"/>
-          <w:b w:val="false"/>
-          <w:bCs w:val="false"/>
-          <w:sz w:val="28"/>
-          <w:lang w:val="uk-UA"/>
-        </w:rPr>
-        <w:t>2</w:t>
+        <w:t>Рисунок 12</w:t>
       </w:r>
     </w:p>
     <w:p>
@@ -7874,15 +7666,7 @@
           <w:b w:val="false"/>
           <w:bCs w:val="false"/>
         </w:rPr>
-        <w:t xml:space="preserve">Умова </w:t>
-      </w:r>
-      <w:r>
-        <w:rPr>
-          <w:rFonts w:ascii="Times New Roman" w:hAnsi="Times New Roman"/>
-          <w:b w:val="false"/>
-          <w:bCs w:val="false"/>
-        </w:rPr>
-        <w:t>м</w:t>
+        <w:t>Умова м</w:t>
       </w:r>
       <w:r>
         <w:rPr>
@@ -7920,7 +7704,6 @@
     <w:p>
       <w:pPr>
         <w:pStyle w:val="Normal"/>
-        <w:pBdr/>
         <w:shd w:fill="191A1C"/>
         <w:bidi w:val="0"/>
         <w:jc w:val="start"/>
@@ -7935,7 +7718,7 @@
       </w:pPr>
       <w:r>
         <w:rPr>
-          <w:rStyle w:val="Style12"/>
+          <w:rStyle w:val="user"/>
           <w:rFonts w:ascii="Consolas" w:hAnsi="Consolas"/>
           <w:b w:val="false"/>
           <w:bCs w:val="false"/>
@@ -9123,36 +8906,14 @@
       </w:r>
       <w:r>
         <w:rPr>
-          <w:rStyle w:val="Style12"/>
+          <w:rStyle w:val="user"/>
           <w:rFonts w:ascii="Times New Roman" w:hAnsi="Times New Roman"/>
           <w:b w:val="false"/>
           <w:bCs w:val="false"/>
           <w:sz w:val="28"/>
           <w:lang w:val="uk-UA"/>
         </w:rPr>
-        <w:t xml:space="preserve">Рисунок </w:t>
-      </w:r>
-      <w:r>
-        <w:rPr>
-          <w:rStyle w:val="Style12"/>
-          <w:rFonts w:ascii="Times New Roman" w:hAnsi="Times New Roman"/>
-          <w:b w:val="false"/>
-          <w:bCs w:val="false"/>
-          <w:sz w:val="28"/>
-          <w:lang w:val="uk-UA"/>
-        </w:rPr>
-        <w:t>1</w:t>
-      </w:r>
-      <w:r>
-        <w:rPr>
-          <w:rStyle w:val="Style12"/>
-          <w:rFonts w:ascii="Times New Roman" w:hAnsi="Times New Roman"/>
-          <w:b w:val="false"/>
-          <w:bCs w:val="false"/>
-          <w:sz w:val="28"/>
-          <w:lang w:val="uk-UA"/>
-        </w:rPr>
-        <w:t>3</w:t>
+        <w:t>Рисунок 13</w:t>
       </w:r>
     </w:p>
     <w:p>
@@ -9205,15 +8966,7 @@
           <w:b w:val="false"/>
           <w:bCs w:val="false"/>
         </w:rPr>
-        <w:t xml:space="preserve">Умова </w:t>
-      </w:r>
-      <w:r>
-        <w:rPr>
-          <w:rFonts w:ascii="Times New Roman" w:hAnsi="Times New Roman"/>
-          <w:b w:val="false"/>
-          <w:bCs w:val="false"/>
-        </w:rPr>
-        <w:t>м</w:t>
+        <w:t>Умова м</w:t>
       </w:r>
       <w:r>
         <w:rPr>
@@ -9251,7 +9004,6 @@
     <w:p>
       <w:pPr>
         <w:pStyle w:val="Normal"/>
-        <w:pBdr/>
         <w:shd w:fill="191A1C"/>
         <w:bidi w:val="0"/>
         <w:jc w:val="start"/>
@@ -9266,7 +9018,7 @@
       </w:pPr>
       <w:r>
         <w:rPr>
-          <w:rStyle w:val="Style12"/>
+          <w:rStyle w:val="user"/>
           <w:rFonts w:ascii="Consolas" w:hAnsi="Consolas"/>
           <w:b w:val="false"/>
           <w:bCs w:val="false"/>
@@ -10491,36 +10243,14 @@
       </w:r>
       <w:r>
         <w:rPr>
-          <w:rStyle w:val="Style12"/>
+          <w:rStyle w:val="user"/>
           <w:rFonts w:ascii="Times New Roman" w:hAnsi="Times New Roman"/>
           <w:b w:val="false"/>
           <w:bCs w:val="false"/>
           <w:sz w:val="28"/>
           <w:lang w:val="uk-UA"/>
         </w:rPr>
-        <w:t xml:space="preserve">Рисунок </w:t>
-      </w:r>
-      <w:r>
-        <w:rPr>
-          <w:rStyle w:val="Style12"/>
-          <w:rFonts w:ascii="Times New Roman" w:hAnsi="Times New Roman"/>
-          <w:b w:val="false"/>
-          <w:bCs w:val="false"/>
-          <w:sz w:val="28"/>
-          <w:lang w:val="uk-UA"/>
-        </w:rPr>
-        <w:t>1</w:t>
-      </w:r>
-      <w:r>
-        <w:rPr>
-          <w:rStyle w:val="Style12"/>
-          <w:rFonts w:ascii="Times New Roman" w:hAnsi="Times New Roman"/>
-          <w:b w:val="false"/>
-          <w:bCs w:val="false"/>
-          <w:sz w:val="28"/>
-          <w:lang w:val="uk-UA"/>
-        </w:rPr>
-        <w:t>4</w:t>
+        <w:t>Рисунок 14</w:t>
       </w:r>
     </w:p>
     <w:p>
@@ -10535,17 +10265,11 @@
         <w:ind w:firstLine="737" w:start="0" w:end="0"/>
         <w:jc w:val="both"/>
         <w:outlineLvl w:val="2"/>
-        <w:rPr>
-          <w:rFonts w:ascii="Times New Roman" w:hAnsi="Times New Roman"/>
-          <w:b w:val="false"/>
-          <w:bCs w:val="false"/>
-          <w:sz w:val="28"/>
-          <w:lang w:val="uk-UA"/>
-        </w:rPr>
+        <w:rPr/>
       </w:pPr>
       <w:r>
         <w:rPr>
-          <w:rStyle w:val="Style12"/>
+          <w:rStyle w:val="user"/>
           <w:rFonts w:ascii="Times New Roman" w:hAnsi="Times New Roman"/>
           <w:b w:val="false"/>
           <w:bCs w:val="false"/>
@@ -10558,7 +10282,7 @@
         <w:r>
           <w:rPr>
             <w:rStyle w:val="Hyperlink"/>
-            <w:rFonts w:ascii="Liberation Mono" w:hAnsi="Liberation Mono" w:eastAsia="NSimSun" w:cs="Liberation Mono"/>
+            <w:rFonts w:eastAsia="NSimSun" w:cs="Liberation Mono" w:ascii="Times New Roman" w:hAnsi="Times New Roman"/>
             <w:b w:val="false"/>
             <w:bCs w:val="false"/>
             <w:sz w:val="28"/>
@@ -10575,7 +10299,7 @@
       <w:pgNumType w:fmt="decimal"/>
       <w:formProt w:val="false"/>
       <w:textDirection w:val="lrTb"/>
-      <w:docGrid w:type="default" w:linePitch="312" w:charSpace="4294961151"/>
+      <w:docGrid w:type="default" w:linePitch="312" w:charSpace="0"/>
     </w:sectPr>
   </w:body>
 </w:document>
@@ -10595,7 +10319,6 @@
     </w:rPrDefault>
     <w:pPrDefault>
       <w:pPr>
-        <w:widowControl/>
         <w:suppressAutoHyphens w:val="true"/>
       </w:pPr>
     </w:pPrDefault>
@@ -10605,7 +10328,10 @@
     <w:qFormat/>
     <w:pPr>
       <w:widowControl/>
+      <w:suppressAutoHyphens w:val="true"/>
       <w:bidi w:val="0"/>
+      <w:spacing w:before="0" w:after="0"/>
+      <w:jc w:val="start"/>
     </w:pPr>
     <w:rPr>
       <w:rFonts w:ascii="Liberation Serif" w:hAnsi="Liberation Serif" w:eastAsia="NSimSun" w:cs="Lucida Sans"/>
@@ -10618,7 +10344,7 @@
   </w:style>
   <w:style w:type="paragraph" w:styleId="Heading1">
     <w:name w:val="heading 1"/>
-    <w:basedOn w:val="Style14"/>
+    <w:basedOn w:val="user2"/>
     <w:next w:val="BodyText"/>
     <w:qFormat/>
     <w:pPr>
@@ -10635,7 +10361,7 @@
   </w:style>
   <w:style w:type="paragraph" w:styleId="Heading3">
     <w:name w:val="heading 3"/>
-    <w:basedOn w:val="Style14"/>
+    <w:basedOn w:val="user2"/>
     <w:next w:val="BodyText"/>
     <w:qFormat/>
     <w:pPr>
@@ -10650,15 +10376,15 @@
       <w:szCs w:val="28"/>
     </w:rPr>
   </w:style>
-  <w:style w:type="character" w:styleId="Style12">
-    <w:name w:val="Первинний текст"/>
+  <w:style w:type="character" w:styleId="user">
+    <w:name w:val="Первинний текст (user)"/>
     <w:qFormat/>
     <w:rPr>
       <w:rFonts w:ascii="Liberation Mono" w:hAnsi="Liberation Mono" w:eastAsia="NSimSun" w:cs="Liberation Mono"/>
     </w:rPr>
   </w:style>
-  <w:style w:type="character" w:styleId="Style13">
-    <w:name w:val="Маркери"/>
+  <w:style w:type="character" w:styleId="user1">
+    <w:name w:val="Маркери (user)"/>
     <w:qFormat/>
     <w:rPr>
       <w:rFonts w:ascii="OpenSymbol" w:hAnsi="OpenSymbol" w:eastAsia="OpenSymbol" w:cs="OpenSymbol"/>
@@ -10678,7 +10404,7 @@
       <w:u w:val="single"/>
     </w:rPr>
   </w:style>
-  <w:style w:type="paragraph" w:styleId="Style14">
+  <w:style w:type="paragraph" w:styleId="Style12">
     <w:name w:val="Заголовок"/>
     <w:basedOn w:val="Normal"/>
     <w:next w:val="BodyText"/>
@@ -10725,7 +10451,7 @@
       <w:szCs w:val="24"/>
     </w:rPr>
   </w:style>
-  <w:style w:type="paragraph" w:styleId="Style15">
+  <w:style w:type="paragraph" w:styleId="Style13">
     <w:name w:val="Покажчик"/>
     <w:basedOn w:val="Normal"/>
     <w:qFormat/>
@@ -10736,8 +10462,34 @@
       <w:rFonts w:cs="Lucida Sans"/>
     </w:rPr>
   </w:style>
-  <w:style w:type="paragraph" w:styleId="Style16">
-    <w:name w:val="Текст у вказаному форматі"/>
+  <w:style w:type="paragraph" w:styleId="user2">
+    <w:name w:val="Заголовок (user)"/>
+    <w:basedOn w:val="Normal"/>
+    <w:next w:val="BodyText"/>
+    <w:qFormat/>
+    <w:pPr>
+      <w:keepNext w:val="true"/>
+      <w:spacing w:before="240" w:after="120"/>
+    </w:pPr>
+    <w:rPr>
+      <w:rFonts w:ascii="Liberation Sans" w:hAnsi="Liberation Sans" w:eastAsia="Microsoft YaHei" w:cs="Lucida Sans"/>
+      <w:sz w:val="28"/>
+      <w:szCs w:val="28"/>
+    </w:rPr>
+  </w:style>
+  <w:style w:type="paragraph" w:styleId="user3">
+    <w:name w:val="Покажчик (user)"/>
+    <w:basedOn w:val="Normal"/>
+    <w:qFormat/>
+    <w:pPr>
+      <w:suppressLineNumbers/>
+    </w:pPr>
+    <w:rPr>
+      <w:rFonts w:cs="Lucida Sans"/>
+    </w:rPr>
+  </w:style>
+  <w:style w:type="paragraph" w:styleId="user4">
+    <w:name w:val="Текст у вказаному форматі (user)"/>
     <w:basedOn w:val="Normal"/>
     <w:qFormat/>
     <w:pPr>
@@ -10749,8 +10501,8 @@
       <w:szCs w:val="20"/>
     </w:rPr>
   </w:style>
-  <w:style w:type="paragraph" w:styleId="Style17">
-    <w:name w:val="Горизонтальна лінія"/>
+  <w:style w:type="paragraph" w:styleId="user5">
+    <w:name w:val="Горизонтальна лінія (user)"/>
     <w:basedOn w:val="Normal"/>
     <w:next w:val="BodyText"/>
     <w:qFormat/>
